--- a/tests/org.obeonetwork.m2doc.tests/resources/linkServices/asBookmarkOptional/asBookmarkOptional-expected-generation.docx
+++ b/tests/org.obeonetwork.m2doc.tests/resources/linkServices/asBookmarkOptional/asBookmarkOptional-expected-generation.docx
@@ -39,23 +39,23 @@
         </w:rPr>
         <w:t/>
       </w:r>
-      <w:r w:rsidR="1A8BA64E4010B37A4C818CEBADFE4158">
+      <w:r w:rsidR="5BF598161FF2401BB41064A56A745EED">
         <w:fldChar w:fldCharType="begin"/>
       </w:r>
-      <w:r w:rsidR="1A8BA64E4010B37A4C818CEBADFE4158">
+      <w:r w:rsidR="5BF598161FF2401BB41064A56A745EED">
         <w:instrText xml:space="preserve"> REF Art1 \h </w:instrText>
       </w:r>
-      <w:r w:rsidR="1A8BA64E4010B37A4C818CEBADFE4158">
+      <w:r w:rsidR="5BF598161FF2401BB41064A56A745EED">
         <w:fldChar w:fldCharType="separate"/>
       </w:r>
-      <w:r w:rsidR="1A8BA64E4010B37A4C818CEBADFE4158">
+      <w:r w:rsidR="5BF598161FF2401BB41064A56A745EED">
         <w:rPr>
           <w:noProof/>
           <w:b w:val="on"/>
         </w:rPr>
         <w:t>Artifact1</w:t>
       </w:r>
-      <w:r w:rsidR="1A8BA64E4010B37A4C818CEBADFE4158">
+      <w:r w:rsidR="5BF598161FF2401BB41064A56A745EED">
         <w:fldChar w:fldCharType="end"/>
       </w:r>
     </w:p>
@@ -71,14 +71,14 @@
         </w:rPr>
         <w:t/>
       </w:r>
-      <w:bookmarkStart w:name="Art1" w:id="133434848763862376199184518576231515732"/>
+      <w:bookmarkStart w:name="Art1" w:id="152722858776182638380767280474040933831"/>
       <w:r>
         <w:rPr>
           <w:color w:val="E36C0A" w:themeColor="accent6" w:themeShade="BF"/>
         </w:rPr>
         <w:t>Definition of Artifact1</w:t>
       </w:r>
-      <w:bookmarkEnd w:id="133434848763862376199184518576231515732"/>
+      <w:bookmarkEnd w:id="152722858776182638380767280474040933831"/>
     </w:p>
     <w:p>
       <w:r>
@@ -92,23 +92,23 @@
         </w:rPr>
         <w:t/>
       </w:r>
-      <w:r w:rsidR="1A8BA64E4010B37A4C818CEBADFE4158">
+      <w:r w:rsidR="5BF598161FF2401BB41064A56A745EED">
         <w:fldChar w:fldCharType="begin"/>
       </w:r>
-      <w:r w:rsidR="1A8BA64E4010B37A4C818CEBADFE4158">
+      <w:r w:rsidR="5BF598161FF2401BB41064A56A745EED">
         <w:instrText xml:space="preserve"> REF Art1 \h </w:instrText>
       </w:r>
-      <w:r w:rsidR="1A8BA64E4010B37A4C818CEBADFE4158">
+      <w:r w:rsidR="5BF598161FF2401BB41064A56A745EED">
         <w:fldChar w:fldCharType="separate"/>
       </w:r>
-      <w:r w:rsidR="1A8BA64E4010B37A4C818CEBADFE4158">
+      <w:r w:rsidR="5BF598161FF2401BB41064A56A745EED">
         <w:rPr>
           <w:noProof/>
           <w:b w:val="on"/>
         </w:rPr>
         <w:t>Artifact1</w:t>
       </w:r>
-      <w:r w:rsidR="1A8BA64E4010B37A4C818CEBADFE4158">
+      <w:r w:rsidR="5BF598161FF2401BB41064A56A745EED">
         <w:fldChar w:fldCharType="end"/>
       </w:r>
     </w:p>

--- a/tests/org.obeonetwork.m2doc.tests/resources/linkServices/asBookmarkOptional/asBookmarkOptional-expected-generation.docx
+++ b/tests/org.obeonetwork.m2doc.tests/resources/linkServices/asBookmarkOptional/asBookmarkOptional-expected-generation.docx
@@ -39,23 +39,23 @@
         </w:rPr>
         <w:t/>
       </w:r>
-      <w:r w:rsidR="1A8BA64E4010B37A4C818CEBADFE4158">
+      <w:r w:rsidR="132FC0E931D4B9635721DFC25D76D5F6">
         <w:fldChar w:fldCharType="begin"/>
       </w:r>
-      <w:r w:rsidR="1A8BA64E4010B37A4C818CEBADFE4158">
+      <w:r w:rsidR="132FC0E931D4B9635721DFC25D76D5F6">
         <w:instrText xml:space="preserve"> REF Art1 \h </w:instrText>
       </w:r>
-      <w:r w:rsidR="1A8BA64E4010B37A4C818CEBADFE4158">
+      <w:r w:rsidR="132FC0E931D4B9635721DFC25D76D5F6">
         <w:fldChar w:fldCharType="separate"/>
       </w:r>
-      <w:r w:rsidR="1A8BA64E4010B37A4C818CEBADFE4158">
+      <w:r w:rsidR="132FC0E931D4B9635721DFC25D76D5F6">
         <w:rPr>
           <w:noProof/>
           <w:b w:val="on"/>
         </w:rPr>
         <w:t>Artifact1</w:t>
       </w:r>
-      <w:r w:rsidR="1A8BA64E4010B37A4C818CEBADFE4158">
+      <w:r w:rsidR="132FC0E931D4B9635721DFC25D76D5F6">
         <w:fldChar w:fldCharType="end"/>
       </w:r>
     </w:p>
@@ -71,14 +71,14 @@
         </w:rPr>
         <w:t/>
       </w:r>
-      <w:bookmarkStart w:name="Art1" w:id="133434848763862376199184518576231515732"/>
+      <w:bookmarkStart w:name="Art1" w:id="24562926919917603113007192989302573141"/>
       <w:r>
         <w:rPr>
           <w:color w:val="E36C0A" w:themeColor="accent6" w:themeShade="BF"/>
         </w:rPr>
         <w:t>Definition of Artifact1</w:t>
       </w:r>
-      <w:bookmarkEnd w:id="133434848763862376199184518576231515732"/>
+      <w:bookmarkEnd w:id="24562926919917603113007192989302573141"/>
     </w:p>
     <w:p>
       <w:r>
@@ -92,23 +92,23 @@
         </w:rPr>
         <w:t/>
       </w:r>
-      <w:r w:rsidR="1A8BA64E4010B37A4C818CEBADFE4158">
+      <w:r w:rsidR="132FC0E931D4B9635721DFC25D76D5F6">
         <w:fldChar w:fldCharType="begin"/>
       </w:r>
-      <w:r w:rsidR="1A8BA64E4010B37A4C818CEBADFE4158">
+      <w:r w:rsidR="132FC0E931D4B9635721DFC25D76D5F6">
         <w:instrText xml:space="preserve"> REF Art1 \h </w:instrText>
       </w:r>
-      <w:r w:rsidR="1A8BA64E4010B37A4C818CEBADFE4158">
+      <w:r w:rsidR="132FC0E931D4B9635721DFC25D76D5F6">
         <w:fldChar w:fldCharType="separate"/>
       </w:r>
-      <w:r w:rsidR="1A8BA64E4010B37A4C818CEBADFE4158">
+      <w:r w:rsidR="132FC0E931D4B9635721DFC25D76D5F6">
         <w:rPr>
           <w:noProof/>
           <w:b w:val="on"/>
         </w:rPr>
         <w:t>Artifact1</w:t>
       </w:r>
-      <w:r w:rsidR="1A8BA64E4010B37A4C818CEBADFE4158">
+      <w:r w:rsidR="132FC0E931D4B9635721DFC25D76D5F6">
         <w:fldChar w:fldCharType="end"/>
       </w:r>
     </w:p>
